--- a/manuscript/submission/Supporting_Information_TNBC_B36N36.docx
+++ b/manuscript/submission/Supporting_Information_TNBC_B36N36.docx
@@ -12,7 +12,7 @@
           <w:b/>
           <w:sz w:val="30"/>
         </w:rPr>
-        <w:t>Supporting Information</w:t>
+        <w:t>Supporting Information (Online Resource 1)</w:t>
       </w:r>
     </w:p>
     <w:p>
@@ -55,6 +55,43 @@
     </w:p>
     <w:p>
       <w:pPr>
+        <w:spacing w:after="80"/>
+        <w:jc w:val="left"/>
+      </w:pPr>
+      <w:r>
+        <w:rPr>
+          <w:i/>
+          <w:sz w:val="20"/>
+        </w:rPr>
+        <w:t>Journal of Molecular Modeling</w:t>
+      </w:r>
+    </w:p>
+    <w:p>
+      <w:pPr>
+        <w:spacing w:after="40"/>
+        <w:jc w:val="left"/>
+      </w:pPr>
+      <w:r>
+        <w:rPr>
+          <w:sz w:val="20"/>
+        </w:rPr>
+        <w:t>Andrés Monreal Hernández</w:t>
+      </w:r>
+    </w:p>
+    <w:p>
+      <w:pPr>
+        <w:spacing w:after="40"/>
+        <w:jc w:val="left"/>
+      </w:pPr>
+      <w:r>
+        <w:rPr>
+          <w:sz w:val="20"/>
+        </w:rPr>
+        <w:t>Universidad Estatal de Sonora, Ley Federal del Trabajo S/N, Col. Apolo, 83100 Hermosillo, Sonora, Mexico</w:t>
+      </w:r>
+    </w:p>
+    <w:p>
+      <w:pPr>
         <w:spacing w:after="280"/>
         <w:jc w:val="left"/>
       </w:pPr>
@@ -62,7 +99,7 @@
         <w:rPr>
           <w:sz w:val="20"/>
         </w:rPr>
-        <w:t>Andrés Monreal Hernández</w:t>
+        <w:t>Corresponding author: andres.monreal@ues.mx</w:t>
       </w:r>
     </w:p>
     <w:p>

--- a/manuscript/submission/Supporting_Information_TNBC_B36N36.docx
+++ b/manuscript/submission/Supporting_Information_TNBC_B36N36.docx
@@ -2613,6 +2613,316 @@
         <w:rPr>
           <w:sz w:val="20"/>
         </w:rPr>
+        <w:t>Redocking controls for talazoparib (ligand 2YQ) in PARP1 chain A (PDB 4UND). RMSD: symmetry-corrected heavy-atom RMSD to the crystal pose, no re-alignment.</w:t>
+      </w:r>
+    </w:p>
+    <w:tbl>
+      <w:tblPr>
+        <w:jc w:val="left"/>
+        <w:tblLayout w:type="fixed"/>
+        <w:tblLook w:firstColumn="1" w:firstRow="1" w:lastColumn="0" w:lastRow="0" w:noHBand="0" w:noVBand="1" w:val="04A0"/>
+        <w:tblBorders>
+          <w:top w:val="nil"/>
+          <w:left w:val="nil"/>
+          <w:bottom w:val="nil"/>
+          <w:right w:val="nil"/>
+          <w:insideH w:val="nil"/>
+          <w:insideV w:val="nil"/>
+        </w:tblBorders>
+        <w:tblLayout w:type="fixed"/>
+        <w:tblW w:w="8617" w:type="dxa"/>
+      </w:tblPr>
+      <w:tblGrid>
+        <w:gridCol w:w="4081"/>
+        <w:gridCol w:w="2267"/>
+        <w:gridCol w:w="1247"/>
+        <w:gridCol w:w="1020"/>
+      </w:tblGrid>
+      <w:tr>
+        <w:tc>
+          <w:tcPr>
+            <w:tcW w:type="dxa" w:w="4082"/>
+            <w:tcBorders>
+              <w:top w:val="single" w:sz="12" w:color="000000"/>
+              <w:bottom w:val="single" w:sz="6" w:color="000000"/>
+            </w:tcBorders>
+          </w:tcPr>
+          <w:p>
+            <w:pPr>
+              <w:spacing w:after="20" w:before="20" w:line="240" w:lineRule="auto"/>
+              <w:jc w:val="left"/>
+            </w:pPr>
+            <w:r>
+              <w:rPr>
+                <w:b/>
+                <w:sz w:val="18"/>
+              </w:rPr>
+              <w:t>Control</w:t>
+            </w:r>
+          </w:p>
+        </w:tc>
+        <w:tc>
+          <w:tcPr>
+            <w:tcW w:type="dxa" w:w="2268"/>
+            <w:tcBorders>
+              <w:top w:val="single" w:sz="12" w:color="000000"/>
+              <w:bottom w:val="single" w:sz="6" w:color="000000"/>
+            </w:tcBorders>
+          </w:tcPr>
+          <w:p>
+            <w:pPr>
+              <w:spacing w:after="20" w:before="20" w:line="240" w:lineRule="auto"/>
+              <w:jc w:val="center"/>
+            </w:pPr>
+            <w:r>
+              <w:rPr>
+                <w:b/>
+                <w:sz w:val="18"/>
+              </w:rPr>
+              <w:t>Vina (kcal mol</w:t>
+            </w:r>
+            <w:r>
+              <w:rPr>
+                <w:b/>
+                <w:sz w:val="18"/>
+                <w:vertAlign w:val="superscript"/>
+              </w:rPr>
+              <w:t>−1</w:t>
+            </w:r>
+            <w:r>
+              <w:rPr>
+                <w:b/>
+                <w:sz w:val="18"/>
+              </w:rPr>
+              <w:t>)</w:t>
+            </w:r>
+          </w:p>
+        </w:tc>
+        <w:tc>
+          <w:tcPr>
+            <w:tcW w:type="dxa" w:w="1247"/>
+            <w:tcBorders>
+              <w:top w:val="single" w:sz="12" w:color="000000"/>
+              <w:bottom w:val="single" w:sz="6" w:color="000000"/>
+            </w:tcBorders>
+          </w:tcPr>
+          <w:p>
+            <w:pPr>
+              <w:spacing w:after="20" w:before="20" w:line="240" w:lineRule="auto"/>
+              <w:jc w:val="center"/>
+            </w:pPr>
+            <w:r>
+              <w:rPr>
+                <w:b/>
+                <w:sz w:val="18"/>
+              </w:rPr>
+              <w:t>RMSD (Å)</w:t>
+            </w:r>
+          </w:p>
+        </w:tc>
+        <w:tc>
+          <w:tcPr>
+            <w:tcW w:type="dxa" w:w="1020"/>
+            <w:tcBorders>
+              <w:top w:val="single" w:sz="12" w:color="000000"/>
+              <w:bottom w:val="single" w:sz="6" w:color="000000"/>
+            </w:tcBorders>
+          </w:tcPr>
+          <w:p>
+            <w:pPr>
+              <w:spacing w:after="20" w:before="20" w:line="240" w:lineRule="auto"/>
+              <w:jc w:val="center"/>
+            </w:pPr>
+            <w:r>
+              <w:rPr>
+                <w:b/>
+                <w:sz w:val="18"/>
+              </w:rPr>
+              <w:t>Status</w:t>
+            </w:r>
+          </w:p>
+        </w:tc>
+      </w:tr>
+      <w:tr>
+        <w:tc>
+          <w:tcPr>
+            <w:tcW w:type="dxa" w:w="4082"/>
+          </w:tcPr>
+          <w:p>
+            <w:pPr>
+              <w:spacing w:after="20" w:before="20" w:line="240" w:lineRule="auto"/>
+              <w:jc w:val="left"/>
+            </w:pPr>
+            <w:r>
+              <w:rPr>
+                <w:sz w:val="18"/>
+              </w:rPr>
+              <w:t>self-redock, crystal conformation</w:t>
+            </w:r>
+          </w:p>
+        </w:tc>
+        <w:tc>
+          <w:tcPr>
+            <w:tcW w:type="dxa" w:w="2268"/>
+          </w:tcPr>
+          <w:p>
+            <w:pPr>
+              <w:spacing w:after="20" w:before="20" w:line="240" w:lineRule="auto"/>
+              <w:jc w:val="center"/>
+            </w:pPr>
+            <w:r>
+              <w:rPr>
+                <w:sz w:val="18"/>
+              </w:rPr>
+              <w:t>−11.88</w:t>
+            </w:r>
+          </w:p>
+        </w:tc>
+        <w:tc>
+          <w:tcPr>
+            <w:tcW w:type="dxa" w:w="1247"/>
+          </w:tcPr>
+          <w:p>
+            <w:pPr>
+              <w:spacing w:after="20" w:before="20" w:line="240" w:lineRule="auto"/>
+              <w:jc w:val="center"/>
+            </w:pPr>
+            <w:r>
+              <w:rPr>
+                <w:sz w:val="18"/>
+              </w:rPr>
+              <w:t>0.51</w:t>
+            </w:r>
+          </w:p>
+        </w:tc>
+        <w:tc>
+          <w:tcPr>
+            <w:tcW w:type="dxa" w:w="1020"/>
+          </w:tcPr>
+          <w:p>
+            <w:pPr>
+              <w:spacing w:after="20" w:before="20" w:line="240" w:lineRule="auto"/>
+              <w:jc w:val="center"/>
+            </w:pPr>
+            <w:r>
+              <w:rPr>
+                <w:sz w:val="18"/>
+              </w:rPr>
+              <w:t>PASSED</w:t>
+            </w:r>
+          </w:p>
+        </w:tc>
+      </w:tr>
+      <w:tr>
+        <w:tc>
+          <w:tcPr>
+            <w:tcW w:type="dxa" w:w="4082"/>
+            <w:tcBorders>
+              <w:bottom w:val="single" w:sz="12" w:color="000000"/>
+            </w:tcBorders>
+          </w:tcPr>
+          <w:p>
+            <w:pPr>
+              <w:spacing w:after="20" w:before="20" w:line="240" w:lineRule="auto"/>
+              <w:jc w:val="left"/>
+            </w:pPr>
+            <w:r>
+              <w:rPr>
+                <w:sz w:val="18"/>
+              </w:rPr>
+              <w:t>production protocol, from SMILES</w:t>
+            </w:r>
+          </w:p>
+        </w:tc>
+        <w:tc>
+          <w:tcPr>
+            <w:tcW w:type="dxa" w:w="2268"/>
+            <w:tcBorders>
+              <w:bottom w:val="single" w:sz="12" w:color="000000"/>
+            </w:tcBorders>
+          </w:tcPr>
+          <w:p>
+            <w:pPr>
+              <w:spacing w:after="20" w:before="20" w:line="240" w:lineRule="auto"/>
+              <w:jc w:val="center"/>
+            </w:pPr>
+            <w:r>
+              <w:rPr>
+                <w:sz w:val="18"/>
+              </w:rPr>
+              <w:t>−12.19</w:t>
+            </w:r>
+          </w:p>
+        </w:tc>
+        <w:tc>
+          <w:tcPr>
+            <w:tcW w:type="dxa" w:w="1247"/>
+            <w:tcBorders>
+              <w:bottom w:val="single" w:sz="12" w:color="000000"/>
+            </w:tcBorders>
+          </w:tcPr>
+          <w:p>
+            <w:pPr>
+              <w:spacing w:after="20" w:before="20" w:line="240" w:lineRule="auto"/>
+              <w:jc w:val="center"/>
+            </w:pPr>
+            <w:r>
+              <w:rPr>
+                <w:sz w:val="18"/>
+              </w:rPr>
+              <w:t>1.27</w:t>
+            </w:r>
+          </w:p>
+        </w:tc>
+        <w:tc>
+          <w:tcPr>
+            <w:tcW w:type="dxa" w:w="1020"/>
+            <w:tcBorders>
+              <w:bottom w:val="single" w:sz="12" w:color="000000"/>
+            </w:tcBorders>
+          </w:tcPr>
+          <w:p>
+            <w:pPr>
+              <w:spacing w:after="20" w:before="20" w:line="240" w:lineRule="auto"/>
+              <w:jc w:val="center"/>
+            </w:pPr>
+            <w:r>
+              <w:rPr>
+                <w:sz w:val="18"/>
+              </w:rPr>
+              <w:t>PASSED</w:t>
+            </w:r>
+          </w:p>
+        </w:tc>
+      </w:tr>
+    </w:tbl>
+    <w:p>
+      <w:pPr>
+        <w:spacing w:after="80"/>
+      </w:pPr>
+    </w:p>
+    <w:p>
+      <w:pPr>
+        <w:keepNext/>
+        <w:spacing w:after="80"/>
+      </w:pPr>
+      <w:r>
+        <w:rPr>
+          <w:b/>
+          <w:sz w:val="20"/>
+        </w:rPr>
+        <w:t>Table S3</w:t>
+      </w:r>
+      <w:r>
+        <w:rPr>
+          <w:sz w:val="20"/>
+        </w:rPr>
+        <w:t xml:space="preserve"> </w:t>
+      </w:r>
+      <w:r>
+        <w:rPr>
+          <w:sz w:val="20"/>
+        </w:rPr>
         <w:t>Per-drug results. Vina score on PARP1 (PDB 4UND); GFN2-xTB interaction and adsorption energies on B</w:t>
       </w:r>
       <w:r>
@@ -7051,316 +7361,6 @@
                 <w:sz w:val="15"/>
               </w:rPr>
               <w:t>yes</w:t>
-            </w:r>
-          </w:p>
-        </w:tc>
-      </w:tr>
-    </w:tbl>
-    <w:p>
-      <w:pPr>
-        <w:spacing w:after="80"/>
-      </w:pPr>
-    </w:p>
-    <w:p>
-      <w:pPr>
-        <w:keepNext/>
-        <w:spacing w:after="80"/>
-      </w:pPr>
-      <w:r>
-        <w:rPr>
-          <w:b/>
-          <w:sz w:val="20"/>
-        </w:rPr>
-        <w:t>Table S3</w:t>
-      </w:r>
-      <w:r>
-        <w:rPr>
-          <w:sz w:val="20"/>
-        </w:rPr>
-        <w:t xml:space="preserve"> </w:t>
-      </w:r>
-      <w:r>
-        <w:rPr>
-          <w:sz w:val="20"/>
-        </w:rPr>
-        <w:t>Redocking controls for talazoparib (2YQ) in PARP1 chain A (PDB 4UND). RMSD: symmetry-corrected heavy-atom RMSD to the crystal pose, no re-alignment.</w:t>
-      </w:r>
-    </w:p>
-    <w:tbl>
-      <w:tblPr>
-        <w:jc w:val="left"/>
-        <w:tblLayout w:type="fixed"/>
-        <w:tblLook w:firstColumn="1" w:firstRow="1" w:lastColumn="0" w:lastRow="0" w:noHBand="0" w:noVBand="1" w:val="04A0"/>
-        <w:tblBorders>
-          <w:top w:val="nil"/>
-          <w:left w:val="nil"/>
-          <w:bottom w:val="nil"/>
-          <w:right w:val="nil"/>
-          <w:insideH w:val="nil"/>
-          <w:insideV w:val="nil"/>
-        </w:tblBorders>
-        <w:tblLayout w:type="fixed"/>
-        <w:tblW w:w="8617" w:type="dxa"/>
-      </w:tblPr>
-      <w:tblGrid>
-        <w:gridCol w:w="4081"/>
-        <w:gridCol w:w="2267"/>
-        <w:gridCol w:w="1247"/>
-        <w:gridCol w:w="1020"/>
-      </w:tblGrid>
-      <w:tr>
-        <w:tc>
-          <w:tcPr>
-            <w:tcW w:type="dxa" w:w="4082"/>
-            <w:tcBorders>
-              <w:top w:val="single" w:sz="12" w:color="000000"/>
-              <w:bottom w:val="single" w:sz="6" w:color="000000"/>
-            </w:tcBorders>
-          </w:tcPr>
-          <w:p>
-            <w:pPr>
-              <w:spacing w:after="20" w:before="20" w:line="240" w:lineRule="auto"/>
-              <w:jc w:val="left"/>
-            </w:pPr>
-            <w:r>
-              <w:rPr>
-                <w:b/>
-                <w:sz w:val="18"/>
-              </w:rPr>
-              <w:t>Control</w:t>
-            </w:r>
-          </w:p>
-        </w:tc>
-        <w:tc>
-          <w:tcPr>
-            <w:tcW w:type="dxa" w:w="2268"/>
-            <w:tcBorders>
-              <w:top w:val="single" w:sz="12" w:color="000000"/>
-              <w:bottom w:val="single" w:sz="6" w:color="000000"/>
-            </w:tcBorders>
-          </w:tcPr>
-          <w:p>
-            <w:pPr>
-              <w:spacing w:after="20" w:before="20" w:line="240" w:lineRule="auto"/>
-              <w:jc w:val="center"/>
-            </w:pPr>
-            <w:r>
-              <w:rPr>
-                <w:b/>
-                <w:sz w:val="18"/>
-              </w:rPr>
-              <w:t>Vina (kcal mol</w:t>
-            </w:r>
-            <w:r>
-              <w:rPr>
-                <w:b/>
-                <w:sz w:val="18"/>
-                <w:vertAlign w:val="superscript"/>
-              </w:rPr>
-              <w:t>−1</w:t>
-            </w:r>
-            <w:r>
-              <w:rPr>
-                <w:b/>
-                <w:sz w:val="18"/>
-              </w:rPr>
-              <w:t>)</w:t>
-            </w:r>
-          </w:p>
-        </w:tc>
-        <w:tc>
-          <w:tcPr>
-            <w:tcW w:type="dxa" w:w="1247"/>
-            <w:tcBorders>
-              <w:top w:val="single" w:sz="12" w:color="000000"/>
-              <w:bottom w:val="single" w:sz="6" w:color="000000"/>
-            </w:tcBorders>
-          </w:tcPr>
-          <w:p>
-            <w:pPr>
-              <w:spacing w:after="20" w:before="20" w:line="240" w:lineRule="auto"/>
-              <w:jc w:val="center"/>
-            </w:pPr>
-            <w:r>
-              <w:rPr>
-                <w:b/>
-                <w:sz w:val="18"/>
-              </w:rPr>
-              <w:t>RMSD (Å)</w:t>
-            </w:r>
-          </w:p>
-        </w:tc>
-        <w:tc>
-          <w:tcPr>
-            <w:tcW w:type="dxa" w:w="1020"/>
-            <w:tcBorders>
-              <w:top w:val="single" w:sz="12" w:color="000000"/>
-              <w:bottom w:val="single" w:sz="6" w:color="000000"/>
-            </w:tcBorders>
-          </w:tcPr>
-          <w:p>
-            <w:pPr>
-              <w:spacing w:after="20" w:before="20" w:line="240" w:lineRule="auto"/>
-              <w:jc w:val="center"/>
-            </w:pPr>
-            <w:r>
-              <w:rPr>
-                <w:b/>
-                <w:sz w:val="18"/>
-              </w:rPr>
-              <w:t>Status</w:t>
-            </w:r>
-          </w:p>
-        </w:tc>
-      </w:tr>
-      <w:tr>
-        <w:tc>
-          <w:tcPr>
-            <w:tcW w:type="dxa" w:w="4082"/>
-          </w:tcPr>
-          <w:p>
-            <w:pPr>
-              <w:spacing w:after="20" w:before="20" w:line="240" w:lineRule="auto"/>
-              <w:jc w:val="left"/>
-            </w:pPr>
-            <w:r>
-              <w:rPr>
-                <w:sz w:val="18"/>
-              </w:rPr>
-              <w:t>self-redock, crystal conformation</w:t>
-            </w:r>
-          </w:p>
-        </w:tc>
-        <w:tc>
-          <w:tcPr>
-            <w:tcW w:type="dxa" w:w="2268"/>
-          </w:tcPr>
-          <w:p>
-            <w:pPr>
-              <w:spacing w:after="20" w:before="20" w:line="240" w:lineRule="auto"/>
-              <w:jc w:val="center"/>
-            </w:pPr>
-            <w:r>
-              <w:rPr>
-                <w:sz w:val="18"/>
-              </w:rPr>
-              <w:t>−11.88</w:t>
-            </w:r>
-          </w:p>
-        </w:tc>
-        <w:tc>
-          <w:tcPr>
-            <w:tcW w:type="dxa" w:w="1247"/>
-          </w:tcPr>
-          <w:p>
-            <w:pPr>
-              <w:spacing w:after="20" w:before="20" w:line="240" w:lineRule="auto"/>
-              <w:jc w:val="center"/>
-            </w:pPr>
-            <w:r>
-              <w:rPr>
-                <w:sz w:val="18"/>
-              </w:rPr>
-              <w:t>0.51</w:t>
-            </w:r>
-          </w:p>
-        </w:tc>
-        <w:tc>
-          <w:tcPr>
-            <w:tcW w:type="dxa" w:w="1020"/>
-          </w:tcPr>
-          <w:p>
-            <w:pPr>
-              <w:spacing w:after="20" w:before="20" w:line="240" w:lineRule="auto"/>
-              <w:jc w:val="center"/>
-            </w:pPr>
-            <w:r>
-              <w:rPr>
-                <w:sz w:val="18"/>
-              </w:rPr>
-              <w:t>PASSED</w:t>
-            </w:r>
-          </w:p>
-        </w:tc>
-      </w:tr>
-      <w:tr>
-        <w:tc>
-          <w:tcPr>
-            <w:tcW w:type="dxa" w:w="4082"/>
-            <w:tcBorders>
-              <w:bottom w:val="single" w:sz="12" w:color="000000"/>
-            </w:tcBorders>
-          </w:tcPr>
-          <w:p>
-            <w:pPr>
-              <w:spacing w:after="20" w:before="20" w:line="240" w:lineRule="auto"/>
-              <w:jc w:val="left"/>
-            </w:pPr>
-            <w:r>
-              <w:rPr>
-                <w:sz w:val="18"/>
-              </w:rPr>
-              <w:t>production protocol, from SMILES</w:t>
-            </w:r>
-          </w:p>
-        </w:tc>
-        <w:tc>
-          <w:tcPr>
-            <w:tcW w:type="dxa" w:w="2268"/>
-            <w:tcBorders>
-              <w:bottom w:val="single" w:sz="12" w:color="000000"/>
-            </w:tcBorders>
-          </w:tcPr>
-          <w:p>
-            <w:pPr>
-              <w:spacing w:after="20" w:before="20" w:line="240" w:lineRule="auto"/>
-              <w:jc w:val="center"/>
-            </w:pPr>
-            <w:r>
-              <w:rPr>
-                <w:sz w:val="18"/>
-              </w:rPr>
-              <w:t>−12.19</w:t>
-            </w:r>
-          </w:p>
-        </w:tc>
-        <w:tc>
-          <w:tcPr>
-            <w:tcW w:type="dxa" w:w="1247"/>
-            <w:tcBorders>
-              <w:bottom w:val="single" w:sz="12" w:color="000000"/>
-            </w:tcBorders>
-          </w:tcPr>
-          <w:p>
-            <w:pPr>
-              <w:spacing w:after="20" w:before="20" w:line="240" w:lineRule="auto"/>
-              <w:jc w:val="center"/>
-            </w:pPr>
-            <w:r>
-              <w:rPr>
-                <w:sz w:val="18"/>
-              </w:rPr>
-              <w:t>1.27</w:t>
-            </w:r>
-          </w:p>
-        </w:tc>
-        <w:tc>
-          <w:tcPr>
-            <w:tcW w:type="dxa" w:w="1020"/>
-            <w:tcBorders>
-              <w:bottom w:val="single" w:sz="12" w:color="000000"/>
-            </w:tcBorders>
-          </w:tcPr>
-          <w:p>
-            <w:pPr>
-              <w:spacing w:after="20" w:before="20" w:line="240" w:lineRule="auto"/>
-              <w:jc w:val="center"/>
-            </w:pPr>
-            <w:r>
-              <w:rPr>
-                <w:sz w:val="18"/>
-              </w:rPr>
-              <w:t>PASSED</w:t>
             </w:r>
           </w:p>
         </w:tc>

--- a/manuscript/submission/Supporting_Information_TNBC_B36N36.docx
+++ b/manuscript/submission/Supporting_Information_TNBC_B36N36.docx
@@ -63,7 +63,7 @@
           <w:i/>
           <w:sz w:val="20"/>
         </w:rPr>
-        <w:t>Journal of Molecular Modeling</w:t>
+        <w:t>Structural Chemistry</w:t>
       </w:r>
     </w:p>
     <w:p>
